--- a/GSI7723_short_essay_보험상담AI에이전트x블록체인인슈어테크_확장판.docx
+++ b/GSI7723_short_essay_보험상담AI에이전트x블록체인인슈어테크_확장판.docx
@@ -471,6 +471,842 @@
           <w:szCs w:val="21"/>
         </w:rPr>
         <w:t xml:space="preserve">관리자 대시보드에 손해율·사업비율·합산비율(보험업 표준 수익성 지표)을 실시간 노출 — 투자자·파트너 대상 수익성 증빙 자료로 즉시 활용 가능</w:t>
+      </w:r>
+    </w:p>
+    <w:p>
+      <w:pPr>
+        <w:pStyle w:val="Heading2"/>
+        <w:spacing w:after="120" w:before="220"/>
+      </w:pPr>
+      <w:r>
+        <w:rPr>
+          <w:rFonts w:ascii="Malgun Gothic" w:cs="Malgun Gothic" w:eastAsia="Malgun Gothic" w:hAnsi="Malgun Gothic"/>
+          <w:b/>
+          <w:bCs/>
+          <w:sz w:val="25"/>
+          <w:szCs w:val="25"/>
+        </w:rPr>
+        <w:t xml:space="preserve">5-1-1. 수익성 시뮬레이션 — 규모의 경제와 손익분기점</w:t>
+      </w:r>
+    </w:p>
+    <w:p>
+      <w:pPr>
+        <w:spacing w:after="160"/>
+      </w:pPr>
+      <w:r>
+        <w:rPr>
+          <w:rFonts w:ascii="Malgun Gothic" w:cs="Malgun Gothic" w:eastAsia="Malgun Gothic" w:hAnsi="Malgun Gothic"/>
+          <w:b w:val="false"/>
+          <w:bCs w:val="false"/>
+          <w:i w:val="false"/>
+          <w:iCs w:val="false"/>
+          <w:sz w:val="21"/>
+          <w:szCs w:val="21"/>
+        </w:rPr>
+        <w:t xml:space="preserve">가정(평균보험료 30만원/건, 평균 손해율 55%, 개별 손해율 변동계수(CV) 1.5, 연간 고정비 1.8억원, 가변비 8%)을 고정한 채 가입 건수만 늘려보는 단순 시뮬레이션으로 손익분기점과 규모별 변동성 축소 효과를 계산했다. 95% 신뢰구간은 중심극한정리에 의한 정규근사이며, 실제 클레임 분포는 더 두꺼운 꼬리를 가질 수 있어 보수적으로 해석해야 한다.</w:t>
+      </w:r>
+    </w:p>
+    <w:tbl>
+      <w:tblPr>
+        <w:tblW w:type="dxa" w:w="9350"/>
+        <w:tblBorders>
+          <w:top w:val="single" w:color="auto" w:sz="4"/>
+          <w:left w:val="single" w:color="auto" w:sz="4"/>
+          <w:bottom w:val="single" w:color="auto" w:sz="4"/>
+          <w:right w:val="single" w:color="auto" w:sz="4"/>
+          <w:insideH w:val="single" w:color="auto" w:sz="4"/>
+          <w:insideV w:val="single" w:color="auto" w:sz="4"/>
+        </w:tblBorders>
+      </w:tblPr>
+      <w:tblGrid>
+        <w:gridCol w:w="1500"/>
+        <w:gridCol w:w="1900"/>
+        <w:gridCol w:w="1500"/>
+        <w:gridCol w:w="2450"/>
+        <w:gridCol w:w="2000"/>
+      </w:tblGrid>
+      <w:tr>
+        <w:tc>
+          <w:tcPr>
+            <w:tcW w:type="dxa" w:w="1500"/>
+            <w:shd w:fill="1F2A44" w:val="clear"/>
+            <w:tcMar>
+              <w:top w:type="dxa" w:w="80"/>
+              <w:left w:type="dxa" w:w="100"/>
+              <w:bottom w:type="dxa" w:w="80"/>
+              <w:right w:type="dxa" w:w="100"/>
+            </w:tcMar>
+          </w:tcPr>
+          <w:p>
+            <w:r>
+              <w:rPr>
+                <w:rFonts w:ascii="Malgun Gothic" w:cs="Malgun Gothic" w:eastAsia="Malgun Gothic" w:hAnsi="Malgun Gothic"/>
+                <w:b/>
+                <w:bCs/>
+                <w:color w:val="FFFFFF"/>
+                <w:sz w:val="19"/>
+                <w:szCs w:val="19"/>
+              </w:rPr>
+              <w:t xml:space="preserve">가입 건수(N)</w:t>
+            </w:r>
+          </w:p>
+        </w:tc>
+        <w:tc>
+          <w:tcPr>
+            <w:tcW w:type="dxa" w:w="1900"/>
+            <w:shd w:fill="1F2A44" w:val="clear"/>
+            <w:tcMar>
+              <w:top w:type="dxa" w:w="80"/>
+              <w:left w:type="dxa" w:w="100"/>
+              <w:bottom w:type="dxa" w:w="80"/>
+              <w:right w:type="dxa" w:w="100"/>
+            </w:tcMar>
+          </w:tcPr>
+          <w:p>
+            <w:r>
+              <w:rPr>
+                <w:rFonts w:ascii="Malgun Gothic" w:cs="Malgun Gothic" w:eastAsia="Malgun Gothic" w:hAnsi="Malgun Gothic"/>
+                <w:b/>
+                <w:bCs/>
+                <w:color w:val="FFFFFF"/>
+                <w:sz w:val="19"/>
+                <w:szCs w:val="19"/>
+              </w:rPr>
+              <w:t xml:space="preserve">보험료 총액</w:t>
+            </w:r>
+          </w:p>
+        </w:tc>
+        <w:tc>
+          <w:tcPr>
+            <w:tcW w:type="dxa" w:w="1500"/>
+            <w:shd w:fill="1F2A44" w:val="clear"/>
+            <w:tcMar>
+              <w:top w:type="dxa" w:w="80"/>
+              <w:left w:type="dxa" w:w="100"/>
+              <w:bottom w:type="dxa" w:w="80"/>
+              <w:right w:type="dxa" w:w="100"/>
+            </w:tcMar>
+          </w:tcPr>
+          <w:p>
+            <w:r>
+              <w:rPr>
+                <w:rFonts w:ascii="Malgun Gothic" w:cs="Malgun Gothic" w:eastAsia="Malgun Gothic" w:hAnsi="Malgun Gothic"/>
+                <w:b/>
+                <w:bCs/>
+                <w:color w:val="FFFFFF"/>
+                <w:sz w:val="19"/>
+                <w:szCs w:val="19"/>
+              </w:rPr>
+              <w:t xml:space="preserve">사업비율</w:t>
+            </w:r>
+          </w:p>
+        </w:tc>
+        <w:tc>
+          <w:tcPr>
+            <w:tcW w:type="dxa" w:w="2450"/>
+            <w:shd w:fill="1F2A44" w:val="clear"/>
+            <w:tcMar>
+              <w:top w:type="dxa" w:w="80"/>
+              <w:left w:type="dxa" w:w="100"/>
+              <w:bottom w:type="dxa" w:w="80"/>
+              <w:right w:type="dxa" w:w="100"/>
+            </w:tcMar>
+          </w:tcPr>
+          <w:p>
+            <w:r>
+              <w:rPr>
+                <w:rFonts w:ascii="Malgun Gothic" w:cs="Malgun Gothic" w:eastAsia="Malgun Gothic" w:hAnsi="Malgun Gothic"/>
+                <w:b/>
+                <w:bCs/>
+                <w:color w:val="FFFFFF"/>
+                <w:sz w:val="19"/>
+                <w:szCs w:val="19"/>
+              </w:rPr>
+              <w:t xml:space="preserve">손해율(평균·95%CI)</w:t>
+            </w:r>
+          </w:p>
+        </w:tc>
+        <w:tc>
+          <w:tcPr>
+            <w:tcW w:type="dxa" w:w="2000"/>
+            <w:shd w:fill="1F2A44" w:val="clear"/>
+            <w:tcMar>
+              <w:top w:type="dxa" w:w="80"/>
+              <w:left w:type="dxa" w:w="100"/>
+              <w:bottom w:type="dxa" w:w="80"/>
+              <w:right w:type="dxa" w:w="100"/>
+            </w:tcMar>
+          </w:tcPr>
+          <w:p>
+            <w:r>
+              <w:rPr>
+                <w:rFonts w:ascii="Malgun Gothic" w:cs="Malgun Gothic" w:eastAsia="Malgun Gothic" w:hAnsi="Malgun Gothic"/>
+                <w:b/>
+                <w:bCs/>
+                <w:color w:val="FFFFFF"/>
+                <w:sz w:val="19"/>
+                <w:szCs w:val="19"/>
+              </w:rPr>
+              <w:t xml:space="preserve">합산비율(평균/95%상단)</w:t>
+            </w:r>
+          </w:p>
+        </w:tc>
+      </w:tr>
+      <w:tr>
+        <w:tc>
+          <w:tcPr>
+            <w:tcW w:type="dxa" w:w="1500"/>
+            <w:tcMar>
+              <w:top w:type="dxa" w:w="80"/>
+              <w:left w:type="dxa" w:w="100"/>
+              <w:bottom w:type="dxa" w:w="80"/>
+              <w:right w:type="dxa" w:w="100"/>
+            </w:tcMar>
+          </w:tcPr>
+          <w:p>
+            <w:r>
+              <w:rPr>
+                <w:rFonts w:ascii="Malgun Gothic" w:cs="Malgun Gothic" w:eastAsia="Malgun Gothic" w:hAnsi="Malgun Gothic"/>
+                <w:b w:val="false"/>
+                <w:bCs w:val="false"/>
+                <w:sz w:val="19"/>
+                <w:szCs w:val="19"/>
+              </w:rPr>
+              <w:t xml:space="preserve">100건</w:t>
+            </w:r>
+          </w:p>
+        </w:tc>
+        <w:tc>
+          <w:tcPr>
+            <w:tcW w:type="dxa" w:w="1900"/>
+            <w:tcMar>
+              <w:top w:type="dxa" w:w="80"/>
+              <w:left w:type="dxa" w:w="100"/>
+              <w:bottom w:type="dxa" w:w="80"/>
+              <w:right w:type="dxa" w:w="100"/>
+            </w:tcMar>
+          </w:tcPr>
+          <w:p>
+            <w:r>
+              <w:rPr>
+                <w:rFonts w:ascii="Malgun Gothic" w:cs="Malgun Gothic" w:eastAsia="Malgun Gothic" w:hAnsi="Malgun Gothic"/>
+                <w:b w:val="false"/>
+                <w:bCs w:val="false"/>
+                <w:sz w:val="19"/>
+                <w:szCs w:val="19"/>
+              </w:rPr>
+              <w:t xml:space="preserve">3,000만원</w:t>
+            </w:r>
+          </w:p>
+        </w:tc>
+        <w:tc>
+          <w:tcPr>
+            <w:tcW w:type="dxa" w:w="1500"/>
+            <w:tcMar>
+              <w:top w:type="dxa" w:w="80"/>
+              <w:left w:type="dxa" w:w="100"/>
+              <w:bottom w:type="dxa" w:w="80"/>
+              <w:right w:type="dxa" w:w="100"/>
+            </w:tcMar>
+          </w:tcPr>
+          <w:p>
+            <w:r>
+              <w:rPr>
+                <w:rFonts w:ascii="Malgun Gothic" w:cs="Malgun Gothic" w:eastAsia="Malgun Gothic" w:hAnsi="Malgun Gothic"/>
+                <w:b w:val="false"/>
+                <w:bCs w:val="false"/>
+                <w:sz w:val="19"/>
+                <w:szCs w:val="19"/>
+              </w:rPr>
+              <w:t xml:space="preserve">608.0%</w:t>
+            </w:r>
+          </w:p>
+        </w:tc>
+        <w:tc>
+          <w:tcPr>
+            <w:tcW w:type="dxa" w:w="2450"/>
+            <w:tcMar>
+              <w:top w:type="dxa" w:w="80"/>
+              <w:left w:type="dxa" w:w="100"/>
+              <w:bottom w:type="dxa" w:w="80"/>
+              <w:right w:type="dxa" w:w="100"/>
+            </w:tcMar>
+          </w:tcPr>
+          <w:p>
+            <w:r>
+              <w:rPr>
+                <w:rFonts w:ascii="Malgun Gothic" w:cs="Malgun Gothic" w:eastAsia="Malgun Gothic" w:hAnsi="Malgun Gothic"/>
+                <w:b w:val="false"/>
+                <w:bCs w:val="false"/>
+                <w:sz w:val="19"/>
+                <w:szCs w:val="19"/>
+              </w:rPr>
+              <w:t xml:space="preserve">55.0% (38.8~71.2%)</w:t>
+            </w:r>
+          </w:p>
+        </w:tc>
+        <w:tc>
+          <w:tcPr>
+            <w:tcW w:type="dxa" w:w="2000"/>
+            <w:tcMar>
+              <w:top w:type="dxa" w:w="80"/>
+              <w:left w:type="dxa" w:w="100"/>
+              <w:bottom w:type="dxa" w:w="80"/>
+              <w:right w:type="dxa" w:w="100"/>
+            </w:tcMar>
+          </w:tcPr>
+          <w:p>
+            <w:r>
+              <w:rPr>
+                <w:rFonts w:ascii="Malgun Gothic" w:cs="Malgun Gothic" w:eastAsia="Malgun Gothic" w:hAnsi="Malgun Gothic"/>
+                <w:b w:val="false"/>
+                <w:bCs w:val="false"/>
+                <w:sz w:val="19"/>
+                <w:szCs w:val="19"/>
+              </w:rPr>
+              <w:t xml:space="preserve">663.0% / 679.2%</w:t>
+            </w:r>
+          </w:p>
+        </w:tc>
+      </w:tr>
+      <w:tr>
+        <w:tc>
+          <w:tcPr>
+            <w:tcW w:type="dxa" w:w="1500"/>
+            <w:tcMar>
+              <w:top w:type="dxa" w:w="80"/>
+              <w:left w:type="dxa" w:w="100"/>
+              <w:bottom w:type="dxa" w:w="80"/>
+              <w:right w:type="dxa" w:w="100"/>
+            </w:tcMar>
+          </w:tcPr>
+          <w:p>
+            <w:r>
+              <w:rPr>
+                <w:rFonts w:ascii="Malgun Gothic" w:cs="Malgun Gothic" w:eastAsia="Malgun Gothic" w:hAnsi="Malgun Gothic"/>
+                <w:b w:val="false"/>
+                <w:bCs w:val="false"/>
+                <w:sz w:val="19"/>
+                <w:szCs w:val="19"/>
+              </w:rPr>
+              <w:t xml:space="preserve">1,000건</w:t>
+            </w:r>
+          </w:p>
+        </w:tc>
+        <w:tc>
+          <w:tcPr>
+            <w:tcW w:type="dxa" w:w="1900"/>
+            <w:tcMar>
+              <w:top w:type="dxa" w:w="80"/>
+              <w:left w:type="dxa" w:w="100"/>
+              <w:bottom w:type="dxa" w:w="80"/>
+              <w:right w:type="dxa" w:w="100"/>
+            </w:tcMar>
+          </w:tcPr>
+          <w:p>
+            <w:r>
+              <w:rPr>
+                <w:rFonts w:ascii="Malgun Gothic" w:cs="Malgun Gothic" w:eastAsia="Malgun Gothic" w:hAnsi="Malgun Gothic"/>
+                <w:b w:val="false"/>
+                <w:bCs w:val="false"/>
+                <w:sz w:val="19"/>
+                <w:szCs w:val="19"/>
+              </w:rPr>
+              <w:t xml:space="preserve">3억원</w:t>
+            </w:r>
+          </w:p>
+        </w:tc>
+        <w:tc>
+          <w:tcPr>
+            <w:tcW w:type="dxa" w:w="1500"/>
+            <w:tcMar>
+              <w:top w:type="dxa" w:w="80"/>
+              <w:left w:type="dxa" w:w="100"/>
+              <w:bottom w:type="dxa" w:w="80"/>
+              <w:right w:type="dxa" w:w="100"/>
+            </w:tcMar>
+          </w:tcPr>
+          <w:p>
+            <w:r>
+              <w:rPr>
+                <w:rFonts w:ascii="Malgun Gothic" w:cs="Malgun Gothic" w:eastAsia="Malgun Gothic" w:hAnsi="Malgun Gothic"/>
+                <w:b w:val="false"/>
+                <w:bCs w:val="false"/>
+                <w:sz w:val="19"/>
+                <w:szCs w:val="19"/>
+              </w:rPr>
+              <w:t xml:space="preserve">68.0%</w:t>
+            </w:r>
+          </w:p>
+        </w:tc>
+        <w:tc>
+          <w:tcPr>
+            <w:tcW w:type="dxa" w:w="2450"/>
+            <w:tcMar>
+              <w:top w:type="dxa" w:w="80"/>
+              <w:left w:type="dxa" w:w="100"/>
+              <w:bottom w:type="dxa" w:w="80"/>
+              <w:right w:type="dxa" w:w="100"/>
+            </w:tcMar>
+          </w:tcPr>
+          <w:p>
+            <w:r>
+              <w:rPr>
+                <w:rFonts w:ascii="Malgun Gothic" w:cs="Malgun Gothic" w:eastAsia="Malgun Gothic" w:hAnsi="Malgun Gothic"/>
+                <w:b w:val="false"/>
+                <w:bCs w:val="false"/>
+                <w:sz w:val="19"/>
+                <w:szCs w:val="19"/>
+              </w:rPr>
+              <w:t xml:space="preserve">55.0% (49.9~60.1%)</w:t>
+            </w:r>
+          </w:p>
+        </w:tc>
+        <w:tc>
+          <w:tcPr>
+            <w:tcW w:type="dxa" w:w="2000"/>
+            <w:tcMar>
+              <w:top w:type="dxa" w:w="80"/>
+              <w:left w:type="dxa" w:w="100"/>
+              <w:bottom w:type="dxa" w:w="80"/>
+              <w:right w:type="dxa" w:w="100"/>
+            </w:tcMar>
+          </w:tcPr>
+          <w:p>
+            <w:r>
+              <w:rPr>
+                <w:rFonts w:ascii="Malgun Gothic" w:cs="Malgun Gothic" w:eastAsia="Malgun Gothic" w:hAnsi="Malgun Gothic"/>
+                <w:b w:val="false"/>
+                <w:bCs w:val="false"/>
+                <w:sz w:val="19"/>
+                <w:szCs w:val="19"/>
+              </w:rPr>
+              <w:t xml:space="preserve">123.0% / 128.1%</w:t>
+            </w:r>
+          </w:p>
+        </w:tc>
+      </w:tr>
+      <w:tr>
+        <w:tc>
+          <w:tcPr>
+            <w:tcW w:type="dxa" w:w="1500"/>
+            <w:tcMar>
+              <w:top w:type="dxa" w:w="80"/>
+              <w:left w:type="dxa" w:w="100"/>
+              <w:bottom w:type="dxa" w:w="80"/>
+              <w:right w:type="dxa" w:w="100"/>
+            </w:tcMar>
+          </w:tcPr>
+          <w:p>
+            <w:r>
+              <w:rPr>
+                <w:rFonts w:ascii="Malgun Gothic" w:cs="Malgun Gothic" w:eastAsia="Malgun Gothic" w:hAnsi="Malgun Gothic"/>
+                <w:b w:val="false"/>
+                <w:bCs w:val="false"/>
+                <w:sz w:val="19"/>
+                <w:szCs w:val="19"/>
+              </w:rPr>
+              <w:t xml:space="preserve">1,622건(손익분기)</w:t>
+            </w:r>
+          </w:p>
+        </w:tc>
+        <w:tc>
+          <w:tcPr>
+            <w:tcW w:type="dxa" w:w="1900"/>
+            <w:tcMar>
+              <w:top w:type="dxa" w:w="80"/>
+              <w:left w:type="dxa" w:w="100"/>
+              <w:bottom w:type="dxa" w:w="80"/>
+              <w:right w:type="dxa" w:w="100"/>
+            </w:tcMar>
+          </w:tcPr>
+          <w:p>
+            <w:r>
+              <w:rPr>
+                <w:rFonts w:ascii="Malgun Gothic" w:cs="Malgun Gothic" w:eastAsia="Malgun Gothic" w:hAnsi="Malgun Gothic"/>
+                <w:b w:val="false"/>
+                <w:bCs w:val="false"/>
+                <w:sz w:val="19"/>
+                <w:szCs w:val="19"/>
+              </w:rPr>
+              <w:t xml:space="preserve">4억 8,660만원</w:t>
+            </w:r>
+          </w:p>
+        </w:tc>
+        <w:tc>
+          <w:tcPr>
+            <w:tcW w:type="dxa" w:w="1500"/>
+            <w:tcMar>
+              <w:top w:type="dxa" w:w="80"/>
+              <w:left w:type="dxa" w:w="100"/>
+              <w:bottom w:type="dxa" w:w="80"/>
+              <w:right w:type="dxa" w:w="100"/>
+            </w:tcMar>
+          </w:tcPr>
+          <w:p>
+            <w:r>
+              <w:rPr>
+                <w:rFonts w:ascii="Malgun Gothic" w:cs="Malgun Gothic" w:eastAsia="Malgun Gothic" w:hAnsi="Malgun Gothic"/>
+                <w:b w:val="false"/>
+                <w:bCs w:val="false"/>
+                <w:sz w:val="19"/>
+                <w:szCs w:val="19"/>
+              </w:rPr>
+              <w:t xml:space="preserve">45.0%</w:t>
+            </w:r>
+          </w:p>
+        </w:tc>
+        <w:tc>
+          <w:tcPr>
+            <w:tcW w:type="dxa" w:w="2450"/>
+            <w:tcMar>
+              <w:top w:type="dxa" w:w="80"/>
+              <w:left w:type="dxa" w:w="100"/>
+              <w:bottom w:type="dxa" w:w="80"/>
+              <w:right w:type="dxa" w:w="100"/>
+            </w:tcMar>
+          </w:tcPr>
+          <w:p>
+            <w:r>
+              <w:rPr>
+                <w:rFonts w:ascii="Malgun Gothic" w:cs="Malgun Gothic" w:eastAsia="Malgun Gothic" w:hAnsi="Malgun Gothic"/>
+                <w:b w:val="false"/>
+                <w:bCs w:val="false"/>
+                <w:sz w:val="19"/>
+                <w:szCs w:val="19"/>
+              </w:rPr>
+              <w:t xml:space="preserve">55.0% (51.0~59.0%)</w:t>
+            </w:r>
+          </w:p>
+        </w:tc>
+        <w:tc>
+          <w:tcPr>
+            <w:tcW w:type="dxa" w:w="2000"/>
+            <w:tcMar>
+              <w:top w:type="dxa" w:w="80"/>
+              <w:left w:type="dxa" w:w="100"/>
+              <w:bottom w:type="dxa" w:w="80"/>
+              <w:right w:type="dxa" w:w="100"/>
+            </w:tcMar>
+          </w:tcPr>
+          <w:p>
+            <w:r>
+              <w:rPr>
+                <w:rFonts w:ascii="Malgun Gothic" w:cs="Malgun Gothic" w:eastAsia="Malgun Gothic" w:hAnsi="Malgun Gothic"/>
+                <w:b w:val="false"/>
+                <w:bCs w:val="false"/>
+                <w:sz w:val="19"/>
+                <w:szCs w:val="19"/>
+              </w:rPr>
+              <w:t xml:space="preserve">100.0% / 104.0%</w:t>
+            </w:r>
+          </w:p>
+        </w:tc>
+      </w:tr>
+      <w:tr>
+        <w:tc>
+          <w:tcPr>
+            <w:tcW w:type="dxa" w:w="1500"/>
+            <w:tcMar>
+              <w:top w:type="dxa" w:w="80"/>
+              <w:left w:type="dxa" w:w="100"/>
+              <w:bottom w:type="dxa" w:w="80"/>
+              <w:right w:type="dxa" w:w="100"/>
+            </w:tcMar>
+          </w:tcPr>
+          <w:p>
+            <w:r>
+              <w:rPr>
+                <w:rFonts w:ascii="Malgun Gothic" w:cs="Malgun Gothic" w:eastAsia="Malgun Gothic" w:hAnsi="Malgun Gothic"/>
+                <w:b w:val="false"/>
+                <w:bCs w:val="false"/>
+                <w:sz w:val="19"/>
+                <w:szCs w:val="19"/>
+              </w:rPr>
+              <w:t xml:space="preserve">10,000건</w:t>
+            </w:r>
+          </w:p>
+        </w:tc>
+        <w:tc>
+          <w:tcPr>
+            <w:tcW w:type="dxa" w:w="1900"/>
+            <w:tcMar>
+              <w:top w:type="dxa" w:w="80"/>
+              <w:left w:type="dxa" w:w="100"/>
+              <w:bottom w:type="dxa" w:w="80"/>
+              <w:right w:type="dxa" w:w="100"/>
+            </w:tcMar>
+          </w:tcPr>
+          <w:p>
+            <w:r>
+              <w:rPr>
+                <w:rFonts w:ascii="Malgun Gothic" w:cs="Malgun Gothic" w:eastAsia="Malgun Gothic" w:hAnsi="Malgun Gothic"/>
+                <w:b w:val="false"/>
+                <w:bCs w:val="false"/>
+                <w:sz w:val="19"/>
+                <w:szCs w:val="19"/>
+              </w:rPr>
+              <w:t xml:space="preserve">30억원</w:t>
+            </w:r>
+          </w:p>
+        </w:tc>
+        <w:tc>
+          <w:tcPr>
+            <w:tcW w:type="dxa" w:w="1500"/>
+            <w:tcMar>
+              <w:top w:type="dxa" w:w="80"/>
+              <w:left w:type="dxa" w:w="100"/>
+              <w:bottom w:type="dxa" w:w="80"/>
+              <w:right w:type="dxa" w:w="100"/>
+            </w:tcMar>
+          </w:tcPr>
+          <w:p>
+            <w:r>
+              <w:rPr>
+                <w:rFonts w:ascii="Malgun Gothic" w:cs="Malgun Gothic" w:eastAsia="Malgun Gothic" w:hAnsi="Malgun Gothic"/>
+                <w:b w:val="false"/>
+                <w:bCs w:val="false"/>
+                <w:sz w:val="19"/>
+                <w:szCs w:val="19"/>
+              </w:rPr>
+              <w:t xml:space="preserve">14.0%</w:t>
+            </w:r>
+          </w:p>
+        </w:tc>
+        <w:tc>
+          <w:tcPr>
+            <w:tcW w:type="dxa" w:w="2450"/>
+            <w:tcMar>
+              <w:top w:type="dxa" w:w="80"/>
+              <w:left w:type="dxa" w:w="100"/>
+              <w:bottom w:type="dxa" w:w="80"/>
+              <w:right w:type="dxa" w:w="100"/>
+            </w:tcMar>
+          </w:tcPr>
+          <w:p>
+            <w:r>
+              <w:rPr>
+                <w:rFonts w:ascii="Malgun Gothic" w:cs="Malgun Gothic" w:eastAsia="Malgun Gothic" w:hAnsi="Malgun Gothic"/>
+                <w:b w:val="false"/>
+                <w:bCs w:val="false"/>
+                <w:sz w:val="19"/>
+                <w:szCs w:val="19"/>
+              </w:rPr>
+              <w:t xml:space="preserve">55.0% (53.4~56.6%)</w:t>
+            </w:r>
+          </w:p>
+        </w:tc>
+        <w:tc>
+          <w:tcPr>
+            <w:tcW w:type="dxa" w:w="2000"/>
+            <w:tcMar>
+              <w:top w:type="dxa" w:w="80"/>
+              <w:left w:type="dxa" w:w="100"/>
+              <w:bottom w:type="dxa" w:w="80"/>
+              <w:right w:type="dxa" w:w="100"/>
+            </w:tcMar>
+          </w:tcPr>
+          <w:p>
+            <w:r>
+              <w:rPr>
+                <w:rFonts w:ascii="Malgun Gothic" w:cs="Malgun Gothic" w:eastAsia="Malgun Gothic" w:hAnsi="Malgun Gothic"/>
+                <w:b w:val="false"/>
+                <w:bCs w:val="false"/>
+                <w:sz w:val="19"/>
+                <w:szCs w:val="19"/>
+              </w:rPr>
+              <w:t xml:space="preserve">69.0% / 70.6%</w:t>
+            </w:r>
+          </w:p>
+        </w:tc>
+      </w:tr>
+      <w:tr>
+        <w:tc>
+          <w:tcPr>
+            <w:tcW w:type="dxa" w:w="1500"/>
+            <w:tcMar>
+              <w:top w:type="dxa" w:w="80"/>
+              <w:left w:type="dxa" w:w="100"/>
+              <w:bottom w:type="dxa" w:w="80"/>
+              <w:right w:type="dxa" w:w="100"/>
+            </w:tcMar>
+          </w:tcPr>
+          <w:p>
+            <w:r>
+              <w:rPr>
+                <w:rFonts w:ascii="Malgun Gothic" w:cs="Malgun Gothic" w:eastAsia="Malgun Gothic" w:hAnsi="Malgun Gothic"/>
+                <w:b w:val="false"/>
+                <w:bCs w:val="false"/>
+                <w:sz w:val="19"/>
+                <w:szCs w:val="19"/>
+              </w:rPr>
+              <w:t xml:space="preserve">100,000건</w:t>
+            </w:r>
+          </w:p>
+        </w:tc>
+        <w:tc>
+          <w:tcPr>
+            <w:tcW w:type="dxa" w:w="1900"/>
+            <w:tcMar>
+              <w:top w:type="dxa" w:w="80"/>
+              <w:left w:type="dxa" w:w="100"/>
+              <w:bottom w:type="dxa" w:w="80"/>
+              <w:right w:type="dxa" w:w="100"/>
+            </w:tcMar>
+          </w:tcPr>
+          <w:p>
+            <w:r>
+              <w:rPr>
+                <w:rFonts w:ascii="Malgun Gothic" w:cs="Malgun Gothic" w:eastAsia="Malgun Gothic" w:hAnsi="Malgun Gothic"/>
+                <w:b w:val="false"/>
+                <w:bCs w:val="false"/>
+                <w:sz w:val="19"/>
+                <w:szCs w:val="19"/>
+              </w:rPr>
+              <w:t xml:space="preserve">300억원</w:t>
+            </w:r>
+          </w:p>
+        </w:tc>
+        <w:tc>
+          <w:tcPr>
+            <w:tcW w:type="dxa" w:w="1500"/>
+            <w:tcMar>
+              <w:top w:type="dxa" w:w="80"/>
+              <w:left w:type="dxa" w:w="100"/>
+              <w:bottom w:type="dxa" w:w="80"/>
+              <w:right w:type="dxa" w:w="100"/>
+            </w:tcMar>
+          </w:tcPr>
+          <w:p>
+            <w:r>
+              <w:rPr>
+                <w:rFonts w:ascii="Malgun Gothic" w:cs="Malgun Gothic" w:eastAsia="Malgun Gothic" w:hAnsi="Malgun Gothic"/>
+                <w:b w:val="false"/>
+                <w:bCs w:val="false"/>
+                <w:sz w:val="19"/>
+                <w:szCs w:val="19"/>
+              </w:rPr>
+              <w:t xml:space="preserve">8.6%</w:t>
+            </w:r>
+          </w:p>
+        </w:tc>
+        <w:tc>
+          <w:tcPr>
+            <w:tcW w:type="dxa" w:w="2450"/>
+            <w:tcMar>
+              <w:top w:type="dxa" w:w="80"/>
+              <w:left w:type="dxa" w:w="100"/>
+              <w:bottom w:type="dxa" w:w="80"/>
+              <w:right w:type="dxa" w:w="100"/>
+            </w:tcMar>
+          </w:tcPr>
+          <w:p>
+            <w:r>
+              <w:rPr>
+                <w:rFonts w:ascii="Malgun Gothic" w:cs="Malgun Gothic" w:eastAsia="Malgun Gothic" w:hAnsi="Malgun Gothic"/>
+                <w:b w:val="false"/>
+                <w:bCs w:val="false"/>
+                <w:sz w:val="19"/>
+                <w:szCs w:val="19"/>
+              </w:rPr>
+              <w:t xml:space="preserve">55.0% (54.5~55.5%)</w:t>
+            </w:r>
+          </w:p>
+        </w:tc>
+        <w:tc>
+          <w:tcPr>
+            <w:tcW w:type="dxa" w:w="2000"/>
+            <w:tcMar>
+              <w:top w:type="dxa" w:w="80"/>
+              <w:left w:type="dxa" w:w="100"/>
+              <w:bottom w:type="dxa" w:w="80"/>
+              <w:right w:type="dxa" w:w="100"/>
+            </w:tcMar>
+          </w:tcPr>
+          <w:p>
+            <w:r>
+              <w:rPr>
+                <w:rFonts w:ascii="Malgun Gothic" w:cs="Malgun Gothic" w:eastAsia="Malgun Gothic" w:hAnsi="Malgun Gothic"/>
+                <w:b w:val="false"/>
+                <w:bCs w:val="false"/>
+                <w:sz w:val="19"/>
+                <w:szCs w:val="19"/>
+              </w:rPr>
+              <w:t xml:space="preserve">63.6% / 64.1%</w:t>
+            </w:r>
+          </w:p>
+        </w:tc>
+      </w:tr>
+    </w:tbl>
+    <w:p>
+      <w:pPr>
+        <w:spacing w:after="160"/>
+      </w:pPr>
+      <w:r>
+        <w:rPr>
+          <w:rFonts w:ascii="Malgun Gothic" w:cs="Malgun Gothic" w:eastAsia="Malgun Gothic" w:hAnsi="Malgun Gothic"/>
+          <w:b w:val="false"/>
+          <w:bCs w:val="false"/>
+          <w:i w:val="false"/>
+          <w:iCs w:val="false"/>
+          <w:sz w:val="21"/>
+          <w:szCs w:val="21"/>
+        </w:rPr>
+        <w:t xml:space="preserve"/>
+      </w:r>
+    </w:p>
+    <w:p>
+      <w:pPr>
+        <w:pStyle w:val="ListParagraph"/>
+        <w:numPr>
+          <w:ilvl w:val="0"/>
+          <w:numId w:val="1"/>
+        </w:numPr>
+        <w:spacing w:after="90"/>
+      </w:pPr>
+      <w:r>
+        <w:rPr>
+          <w:rFonts w:ascii="Malgun Gothic" w:cs="Malgun Gothic" w:eastAsia="Malgun Gothic" w:hAnsi="Malgun Gothic"/>
+          <w:sz w:val="21"/>
+          <w:szCs w:val="21"/>
+        </w:rPr>
+        <w:t xml:space="preserve">손익분기점은 약 1,622건으로, 로드맵 2단계(컨소시엄 구축, 3~9개월) 목표 규모와 거의 일치한다 — 파일럿을 넘어서는 순간부터 구조적으로 수익이 발생하는 설계다.</w:t>
+      </w:r>
+    </w:p>
+    <w:p>
+      <w:pPr>
+        <w:pStyle w:val="ListParagraph"/>
+        <w:numPr>
+          <w:ilvl w:val="0"/>
+          <w:numId w:val="1"/>
+        </w:numPr>
+        <w:spacing w:after="90"/>
+      </w:pPr>
+      <w:r>
+        <w:rPr>
+          <w:rFonts w:ascii="Malgun Gothic" w:cs="Malgun Gothic" w:eastAsia="Malgun Gothic" w:hAnsi="Malgun Gothic"/>
+          <w:sz w:val="21"/>
+          <w:szCs w:val="21"/>
+        </w:rPr>
+        <w:t xml:space="preserve">재보험풀에 15% ceding 시 필요자본(99% VaR 기준)이 약 15% 감소한다(예: N=1,000 기준 1,824만원→1,550만원) — 손해율 변동성이 같아도 외부 유동성과 위험을 나누면 자기자본 요구량이 줄어든다.</w:t>
+      </w:r>
+    </w:p>
+    <w:p>
+      <w:pPr>
+        <w:pStyle w:val="ListParagraph"/>
+        <w:numPr>
+          <w:ilvl w:val="0"/>
+          <w:numId w:val="1"/>
+        </w:numPr>
+        <w:spacing w:after="90"/>
+      </w:pPr>
+      <w:r>
+        <w:rPr>
+          <w:rFonts w:ascii="Malgun Gothic" w:cs="Malgun Gothic" w:eastAsia="Malgun Gothic" w:hAnsi="Malgun Gothic"/>
+          <w:sz w:val="21"/>
+          <w:szCs w:val="21"/>
+        </w:rPr>
+        <w:t xml:space="preserve">이 모델은 투자자 설명용 시뮬레이션이며, 실제 운영 데이터가 쌓이면 가정(CV·고정비·가변비)을 재보정해야 한다.</w:t>
       </w:r>
     </w:p>
     <w:p>
@@ -1098,7 +1934,650 @@
           </w:p>
         </w:tc>
       </w:tr>
+      <w:tr>
+        <w:tc>
+          <w:tcPr>
+            <w:tcW w:type="dxa" w:w="2200"/>
+            <w:tcMar>
+              <w:top w:type="dxa" w:w="80"/>
+              <w:left w:type="dxa" w:w="100"/>
+              <w:bottom w:type="dxa" w:w="80"/>
+              <w:right w:type="dxa" w:w="100"/>
+            </w:tcMar>
+          </w:tcPr>
+          <w:p>
+            <w:r>
+              <w:rPr>
+                <w:rFonts w:ascii="Malgun Gothic" w:cs="Malgun Gothic" w:eastAsia="Malgun Gothic" w:hAnsi="Malgun Gothic"/>
+                <w:b w:val="false"/>
+                <w:bCs w:val="false"/>
+                <w:sz w:val="19"/>
+                <w:szCs w:val="19"/>
+              </w:rPr>
+              <w:t xml:space="preserve">헬스케어 파트너십</w:t>
+            </w:r>
+          </w:p>
+        </w:tc>
+        <w:tc>
+          <w:tcPr>
+            <w:tcW w:type="dxa" w:w="5200"/>
+            <w:tcMar>
+              <w:top w:type="dxa" w:w="80"/>
+              <w:left w:type="dxa" w:w="100"/>
+              <w:bottom w:type="dxa" w:w="80"/>
+              <w:right w:type="dxa" w:w="100"/>
+            </w:tcMar>
+          </w:tcPr>
+          <w:p>
+            <w:r>
+              <w:rPr>
+                <w:rFonts w:ascii="Malgun Gothic" w:cs="Malgun Gothic" w:eastAsia="Malgun Gothic" w:hAnsi="Malgun Gothic"/>
+                <w:b w:val="false"/>
+                <w:bCs w:val="false"/>
+                <w:sz w:val="19"/>
+                <w:szCs w:val="19"/>
+              </w:rPr>
+              <w:t xml:space="preserve">건강검진센터×보험사 매칭 리퍼럴 수수료 — CareLink 전환 성사 건당 수취(5-3-1 참고)</w:t>
+            </w:r>
+          </w:p>
+        </w:tc>
+        <w:tc>
+          <w:tcPr>
+            <w:tcW w:type="dxa" w:w="1950"/>
+            <w:tcMar>
+              <w:top w:type="dxa" w:w="80"/>
+              <w:left w:type="dxa" w:w="100"/>
+              <w:bottom w:type="dxa" w:w="80"/>
+              <w:right w:type="dxa" w:w="100"/>
+            </w:tcMar>
+          </w:tcPr>
+          <w:p>
+            <w:r>
+              <w:rPr>
+                <w:rFonts w:ascii="Malgun Gothic" w:cs="Malgun Gothic" w:eastAsia="Malgun Gothic" w:hAnsi="Malgun Gothic"/>
+                <w:b w:val="false"/>
+                <w:bCs w:val="false"/>
+                <w:sz w:val="19"/>
+                <w:szCs w:val="19"/>
+              </w:rPr>
+              <w:t xml:space="preserve">신규 매출채널</w:t>
+            </w:r>
+          </w:p>
+        </w:tc>
+      </w:tr>
     </w:tbl>
+    <w:p>
+      <w:pPr>
+        <w:pStyle w:val="Heading2"/>
+        <w:spacing w:after="120" w:before="220"/>
+      </w:pPr>
+      <w:r>
+        <w:rPr>
+          <w:rFonts w:ascii="Malgun Gothic" w:cs="Malgun Gothic" w:eastAsia="Malgun Gothic" w:hAnsi="Malgun Gothic"/>
+          <w:b/>
+          <w:bCs/>
+          <w:sz w:val="25"/>
+          <w:szCs w:val="25"/>
+        </w:rPr>
+        <w:t xml:space="preserve">5-3-1. 수익화 구체 사례 — 건강검진센터 제휴와 유입비용 계산</w:t>
+      </w:r>
+    </w:p>
+    <w:p>
+      <w:pPr>
+        <w:spacing w:after="160"/>
+      </w:pPr>
+      <w:r>
+        <w:rPr>
+          <w:rFonts w:ascii="Malgun Gothic" w:cs="Malgun Gothic" w:eastAsia="Malgun Gothic" w:hAnsi="Malgun Gothic"/>
+          <w:b w:val="false"/>
+          <w:bCs w:val="false"/>
+          <w:i w:val="false"/>
+          <w:iCs w:val="false"/>
+          <w:sz w:val="21"/>
+          <w:szCs w:val="21"/>
+        </w:rPr>
+        <w:t xml:space="preserve">5-3의 '헬스케어 파트너십' 수익유형을 구체적인 퍼널과 비용 계산식으로 풀어본 예시다. 검진 결과지를 받는 순간은 보험 니즈가 가장 선명하면서도 아직 가입이 가능한 마지막 타이밍이라는 점에 착안했다.</w:t>
+      </w:r>
+    </w:p>
+    <w:p>
+      <w:pPr>
+        <w:pStyle w:val="ListParagraph"/>
+        <w:numPr>
+          <w:ilvl w:val="0"/>
+          <w:numId w:val="1"/>
+        </w:numPr>
+        <w:spacing w:after="90"/>
+      </w:pPr>
+      <w:r>
+        <w:rPr>
+          <w:rFonts w:ascii="Malgun Gothic" w:cs="Malgun Gothic" w:eastAsia="Malgun Gothic" w:hAnsi="Malgun Gothic"/>
+          <w:sz w:val="21"/>
+          <w:szCs w:val="21"/>
+        </w:rPr>
+        <w:t xml:space="preserve">퍼널 예시(가정) — 월간 수진자 3,000명 → "6개월 후 재검"(경계성 고혈압·공복혈당장애 등 추적관찰 소견) 판정자 450명(15%) → 결과지 전달 시 CareLink 연결 동의 90명(20%) → 가입 전환 약 11명(12%). 모든 수치는 실제 통계가 아니라 퍼널 구조를 보여주기 위한 일러스트레이션이다.</w:t>
+      </w:r>
+    </w:p>
+    <w:p>
+      <w:pPr>
+        <w:pStyle w:val="ListParagraph"/>
+        <w:numPr>
+          <w:ilvl w:val="0"/>
+          <w:numId w:val="1"/>
+        </w:numPr>
+        <w:spacing w:after="90"/>
+      </w:pPr>
+      <w:r>
+        <w:rPr>
+          <w:rFonts w:ascii="Malgun Gothic" w:cs="Malgun Gothic" w:eastAsia="Malgun Gothic" w:hAnsi="Malgun Gothic"/>
+          <w:sz w:val="21"/>
+          <w:szCs w:val="21"/>
+        </w:rPr>
+        <w:t xml:space="preserve">유입 비용은 배너광고와 동일한 CPM(비용÷(노출÷1,000))·CPC(비용÷클릭수)·CPA(비용÷전환수 = CPC÷전환율) 공식으로 계산해, 다른 유입채널과 숫자로 직접 비교할 수 있게 했다.</w:t>
+      </w:r>
+    </w:p>
+    <w:tbl>
+      <w:tblPr>
+        <w:tblW w:type="dxa" w:w="9350"/>
+        <w:tblBorders>
+          <w:top w:val="single" w:color="auto" w:sz="4"/>
+          <w:left w:val="single" w:color="auto" w:sz="4"/>
+          <w:bottom w:val="single" w:color="auto" w:sz="4"/>
+          <w:right w:val="single" w:color="auto" w:sz="4"/>
+          <w:insideH w:val="single" w:color="auto" w:sz="4"/>
+          <w:insideV w:val="single" w:color="auto" w:sz="4"/>
+        </w:tblBorders>
+      </w:tblPr>
+      <w:tblGrid>
+        <w:gridCol w:w="2200"/>
+        <w:gridCol w:w="3650"/>
+        <w:gridCol w:w="3500"/>
+      </w:tblGrid>
+      <w:tr>
+        <w:tc>
+          <w:tcPr>
+            <w:tcW w:type="dxa" w:w="2200"/>
+            <w:shd w:fill="1F2A44" w:val="clear"/>
+            <w:tcMar>
+              <w:top w:type="dxa" w:w="80"/>
+              <w:left w:type="dxa" w:w="100"/>
+              <w:bottom w:type="dxa" w:w="80"/>
+              <w:right w:type="dxa" w:w="100"/>
+            </w:tcMar>
+          </w:tcPr>
+          <w:p>
+            <w:r>
+              <w:rPr>
+                <w:rFonts w:ascii="Malgun Gothic" w:cs="Malgun Gothic" w:eastAsia="Malgun Gothic" w:hAnsi="Malgun Gothic"/>
+                <w:b/>
+                <w:bCs/>
+                <w:color w:val="FFFFFF"/>
+                <w:sz w:val="19"/>
+                <w:szCs w:val="19"/>
+              </w:rPr>
+              <w:t xml:space="preserve">구분</w:t>
+            </w:r>
+          </w:p>
+        </w:tc>
+        <w:tc>
+          <w:tcPr>
+            <w:tcW w:type="dxa" w:w="3650"/>
+            <w:shd w:fill="1F2A44" w:val="clear"/>
+            <w:tcMar>
+              <w:top w:type="dxa" w:w="80"/>
+              <w:left w:type="dxa" w:w="100"/>
+              <w:bottom w:type="dxa" w:w="80"/>
+              <w:right w:type="dxa" w:w="100"/>
+            </w:tcMar>
+          </w:tcPr>
+          <w:p>
+            <w:r>
+              <w:rPr>
+                <w:rFonts w:ascii="Malgun Gothic" w:cs="Malgun Gothic" w:eastAsia="Malgun Gothic" w:hAnsi="Malgun Gothic"/>
+                <w:b/>
+                <w:bCs/>
+                <w:color w:val="FFFFFF"/>
+                <w:sz w:val="19"/>
+                <w:szCs w:val="19"/>
+              </w:rPr>
+              <w:t xml:space="preserve">검진센터 리퍼럴(이 사례)</w:t>
+            </w:r>
+          </w:p>
+        </w:tc>
+        <w:tc>
+          <w:tcPr>
+            <w:tcW w:type="dxa" w:w="3500"/>
+            <w:shd w:fill="1F2A44" w:val="clear"/>
+            <w:tcMar>
+              <w:top w:type="dxa" w:w="80"/>
+              <w:left w:type="dxa" w:w="100"/>
+              <w:bottom w:type="dxa" w:w="80"/>
+              <w:right w:type="dxa" w:w="100"/>
+            </w:tcMar>
+          </w:tcPr>
+          <w:p>
+            <w:r>
+              <w:rPr>
+                <w:rFonts w:ascii="Malgun Gothic" w:cs="Malgun Gothic" w:eastAsia="Malgun Gothic" w:hAnsi="Malgun Gothic"/>
+                <w:b/>
+                <w:bCs/>
+                <w:color w:val="FFFFFF"/>
+                <w:sz w:val="19"/>
+                <w:szCs w:val="19"/>
+              </w:rPr>
+              <w:t xml:space="preserve">일반 배너광고(참고, 가정)</w:t>
+            </w:r>
+          </w:p>
+        </w:tc>
+      </w:tr>
+      <w:tr>
+        <w:tc>
+          <w:tcPr>
+            <w:tcW w:type="dxa" w:w="2200"/>
+            <w:tcMar>
+              <w:top w:type="dxa" w:w="80"/>
+              <w:left w:type="dxa" w:w="100"/>
+              <w:bottom w:type="dxa" w:w="80"/>
+              <w:right w:type="dxa" w:w="100"/>
+            </w:tcMar>
+          </w:tcPr>
+          <w:p>
+            <w:r>
+              <w:rPr>
+                <w:rFonts w:ascii="Malgun Gothic" w:cs="Malgun Gothic" w:eastAsia="Malgun Gothic" w:hAnsi="Malgun Gothic"/>
+                <w:b w:val="false"/>
+                <w:bCs w:val="false"/>
+                <w:sz w:val="19"/>
+                <w:szCs w:val="19"/>
+              </w:rPr>
+              <w:t xml:space="preserve">노출/타겟 모수</w:t>
+            </w:r>
+          </w:p>
+        </w:tc>
+        <w:tc>
+          <w:tcPr>
+            <w:tcW w:type="dxa" w:w="3650"/>
+            <w:tcMar>
+              <w:top w:type="dxa" w:w="80"/>
+              <w:left w:type="dxa" w:w="100"/>
+              <w:bottom w:type="dxa" w:w="80"/>
+              <w:right w:type="dxa" w:w="100"/>
+            </w:tcMar>
+          </w:tcPr>
+          <w:p>
+            <w:r>
+              <w:rPr>
+                <w:rFonts w:ascii="Malgun Gothic" w:cs="Malgun Gothic" w:eastAsia="Malgun Gothic" w:hAnsi="Malgun Gothic"/>
+                <w:b w:val="false"/>
+                <w:bCs w:val="false"/>
+                <w:sz w:val="19"/>
+                <w:szCs w:val="19"/>
+              </w:rPr>
+              <w:t xml:space="preserve">450명(추적관찰 판정자)</w:t>
+            </w:r>
+          </w:p>
+        </w:tc>
+        <w:tc>
+          <w:tcPr>
+            <w:tcW w:type="dxa" w:w="3500"/>
+            <w:tcMar>
+              <w:top w:type="dxa" w:w="80"/>
+              <w:left w:type="dxa" w:w="100"/>
+              <w:bottom w:type="dxa" w:w="80"/>
+              <w:right w:type="dxa" w:w="100"/>
+            </w:tcMar>
+          </w:tcPr>
+          <w:p>
+            <w:r>
+              <w:rPr>
+                <w:rFonts w:ascii="Malgun Gothic" w:cs="Malgun Gothic" w:eastAsia="Malgun Gothic" w:hAnsi="Malgun Gothic"/>
+                <w:b w:val="false"/>
+                <w:bCs w:val="false"/>
+                <w:sz w:val="19"/>
+                <w:szCs w:val="19"/>
+              </w:rPr>
+              <w:t xml:space="preserve">10,000회(디스플레이 노출)</w:t>
+            </w:r>
+          </w:p>
+        </w:tc>
+      </w:tr>
+      <w:tr>
+        <w:tc>
+          <w:tcPr>
+            <w:tcW w:type="dxa" w:w="2200"/>
+            <w:tcMar>
+              <w:top w:type="dxa" w:w="80"/>
+              <w:left w:type="dxa" w:w="100"/>
+              <w:bottom w:type="dxa" w:w="80"/>
+              <w:right w:type="dxa" w:w="100"/>
+            </w:tcMar>
+          </w:tcPr>
+          <w:p>
+            <w:r>
+              <w:rPr>
+                <w:rFonts w:ascii="Malgun Gothic" w:cs="Malgun Gothic" w:eastAsia="Malgun Gothic" w:hAnsi="Malgun Gothic"/>
+                <w:b w:val="false"/>
+                <w:bCs w:val="false"/>
+                <w:sz w:val="19"/>
+                <w:szCs w:val="19"/>
+              </w:rPr>
+              <w:t xml:space="preserve">클릭(참여·동의)</w:t>
+            </w:r>
+          </w:p>
+        </w:tc>
+        <w:tc>
+          <w:tcPr>
+            <w:tcW w:type="dxa" w:w="3650"/>
+            <w:tcMar>
+              <w:top w:type="dxa" w:w="80"/>
+              <w:left w:type="dxa" w:w="100"/>
+              <w:bottom w:type="dxa" w:w="80"/>
+              <w:right w:type="dxa" w:w="100"/>
+            </w:tcMar>
+          </w:tcPr>
+          <w:p>
+            <w:r>
+              <w:rPr>
+                <w:rFonts w:ascii="Malgun Gothic" w:cs="Malgun Gothic" w:eastAsia="Malgun Gothic" w:hAnsi="Malgun Gothic"/>
+                <w:b w:val="false"/>
+                <w:bCs w:val="false"/>
+                <w:sz w:val="19"/>
+                <w:szCs w:val="19"/>
+              </w:rPr>
+              <w:t xml:space="preserve">90명 (CTR 20%)</w:t>
+            </w:r>
+          </w:p>
+        </w:tc>
+        <w:tc>
+          <w:tcPr>
+            <w:tcW w:type="dxa" w:w="3500"/>
+            <w:tcMar>
+              <w:top w:type="dxa" w:w="80"/>
+              <w:left w:type="dxa" w:w="100"/>
+              <w:bottom w:type="dxa" w:w="80"/>
+              <w:right w:type="dxa" w:w="100"/>
+            </w:tcMar>
+          </w:tcPr>
+          <w:p>
+            <w:r>
+              <w:rPr>
+                <w:rFonts w:ascii="Malgun Gothic" w:cs="Malgun Gothic" w:eastAsia="Malgun Gothic" w:hAnsi="Malgun Gothic"/>
+                <w:b w:val="false"/>
+                <w:bCs w:val="false"/>
+                <w:sz w:val="19"/>
+                <w:szCs w:val="19"/>
+              </w:rPr>
+              <w:t xml:space="preserve">50회 (CTR 0.5%)</w:t>
+            </w:r>
+          </w:p>
+        </w:tc>
+      </w:tr>
+      <w:tr>
+        <w:tc>
+          <w:tcPr>
+            <w:tcW w:type="dxa" w:w="2200"/>
+            <w:tcMar>
+              <w:top w:type="dxa" w:w="80"/>
+              <w:left w:type="dxa" w:w="100"/>
+              <w:bottom w:type="dxa" w:w="80"/>
+              <w:right w:type="dxa" w:w="100"/>
+            </w:tcMar>
+          </w:tcPr>
+          <w:p>
+            <w:r>
+              <w:rPr>
+                <w:rFonts w:ascii="Malgun Gothic" w:cs="Malgun Gothic" w:eastAsia="Malgun Gothic" w:hAnsi="Malgun Gothic"/>
+                <w:b w:val="false"/>
+                <w:bCs w:val="false"/>
+                <w:sz w:val="19"/>
+                <w:szCs w:val="19"/>
+              </w:rPr>
+              <w:t xml:space="preserve">전환(가입)</w:t>
+            </w:r>
+          </w:p>
+        </w:tc>
+        <w:tc>
+          <w:tcPr>
+            <w:tcW w:type="dxa" w:w="3650"/>
+            <w:tcMar>
+              <w:top w:type="dxa" w:w="80"/>
+              <w:left w:type="dxa" w:w="100"/>
+              <w:bottom w:type="dxa" w:w="80"/>
+              <w:right w:type="dxa" w:w="100"/>
+            </w:tcMar>
+          </w:tcPr>
+          <w:p>
+            <w:r>
+              <w:rPr>
+                <w:rFonts w:ascii="Malgun Gothic" w:cs="Malgun Gothic" w:eastAsia="Malgun Gothic" w:hAnsi="Malgun Gothic"/>
+                <w:b w:val="false"/>
+                <w:bCs w:val="false"/>
+                <w:sz w:val="19"/>
+                <w:szCs w:val="19"/>
+              </w:rPr>
+              <w:t xml:space="preserve">약 11명 (CVR 12%)</w:t>
+            </w:r>
+          </w:p>
+        </w:tc>
+        <w:tc>
+          <w:tcPr>
+            <w:tcW w:type="dxa" w:w="3500"/>
+            <w:tcMar>
+              <w:top w:type="dxa" w:w="80"/>
+              <w:left w:type="dxa" w:w="100"/>
+              <w:bottom w:type="dxa" w:w="80"/>
+              <w:right w:type="dxa" w:w="100"/>
+            </w:tcMar>
+          </w:tcPr>
+          <w:p>
+            <w:r>
+              <w:rPr>
+                <w:rFonts w:ascii="Malgun Gothic" w:cs="Malgun Gothic" w:eastAsia="Malgun Gothic" w:hAnsi="Malgun Gothic"/>
+                <w:b w:val="false"/>
+                <w:bCs w:val="false"/>
+                <w:sz w:val="19"/>
+                <w:szCs w:val="19"/>
+              </w:rPr>
+              <w:t xml:space="preserve">약 1명 (CVR 2%)</w:t>
+            </w:r>
+          </w:p>
+        </w:tc>
+      </w:tr>
+      <w:tr>
+        <w:tc>
+          <w:tcPr>
+            <w:tcW w:type="dxa" w:w="2200"/>
+            <w:tcMar>
+              <w:top w:type="dxa" w:w="80"/>
+              <w:left w:type="dxa" w:w="100"/>
+              <w:bottom w:type="dxa" w:w="80"/>
+              <w:right w:type="dxa" w:w="100"/>
+            </w:tcMar>
+          </w:tcPr>
+          <w:p>
+            <w:r>
+              <w:rPr>
+                <w:rFonts w:ascii="Malgun Gothic" w:cs="Malgun Gothic" w:eastAsia="Malgun Gothic" w:hAnsi="Malgun Gothic"/>
+                <w:b w:val="false"/>
+                <w:bCs w:val="false"/>
+                <w:sz w:val="19"/>
+                <w:szCs w:val="19"/>
+              </w:rPr>
+              <w:t xml:space="preserve">캠페인 비용(월, 가정)</w:t>
+            </w:r>
+          </w:p>
+        </w:tc>
+        <w:tc>
+          <w:tcPr>
+            <w:tcW w:type="dxa" w:w="3650"/>
+            <w:tcMar>
+              <w:top w:type="dxa" w:w="80"/>
+              <w:left w:type="dxa" w:w="100"/>
+              <w:bottom w:type="dxa" w:w="80"/>
+              <w:right w:type="dxa" w:w="100"/>
+            </w:tcMar>
+          </w:tcPr>
+          <w:p>
+            <w:r>
+              <w:rPr>
+                <w:rFonts w:ascii="Malgun Gothic" w:cs="Malgun Gothic" w:eastAsia="Malgun Gothic" w:hAnsi="Malgun Gothic"/>
+                <w:b w:val="false"/>
+                <w:bCs w:val="false"/>
+                <w:sz w:val="19"/>
+                <w:szCs w:val="19"/>
+              </w:rPr>
+              <w:t xml:space="preserve">330,000원</w:t>
+            </w:r>
+          </w:p>
+        </w:tc>
+        <w:tc>
+          <w:tcPr>
+            <w:tcW w:type="dxa" w:w="3500"/>
+            <w:tcMar>
+              <w:top w:type="dxa" w:w="80"/>
+              <w:left w:type="dxa" w:w="100"/>
+              <w:bottom w:type="dxa" w:w="80"/>
+              <w:right w:type="dxa" w:w="100"/>
+            </w:tcMar>
+          </w:tcPr>
+          <w:p>
+            <w:r>
+              <w:rPr>
+                <w:rFonts w:ascii="Malgun Gothic" w:cs="Malgun Gothic" w:eastAsia="Malgun Gothic" w:hAnsi="Malgun Gothic"/>
+                <w:b w:val="false"/>
+                <w:bCs w:val="false"/>
+                <w:sz w:val="19"/>
+                <w:szCs w:val="19"/>
+              </w:rPr>
+              <w:t xml:space="preserve">25,000원</w:t>
+            </w:r>
+          </w:p>
+        </w:tc>
+      </w:tr>
+      <w:tr>
+        <w:tc>
+          <w:tcPr>
+            <w:tcW w:type="dxa" w:w="2200"/>
+            <w:tcMar>
+              <w:top w:type="dxa" w:w="80"/>
+              <w:left w:type="dxa" w:w="100"/>
+              <w:bottom w:type="dxa" w:w="80"/>
+              <w:right w:type="dxa" w:w="100"/>
+            </w:tcMar>
+          </w:tcPr>
+          <w:p>
+            <w:r>
+              <w:rPr>
+                <w:rFonts w:ascii="Malgun Gothic" w:cs="Malgun Gothic" w:eastAsia="Malgun Gothic" w:hAnsi="Malgun Gothic"/>
+                <w:b w:val="false"/>
+                <w:bCs w:val="false"/>
+                <w:sz w:val="19"/>
+                <w:szCs w:val="19"/>
+              </w:rPr>
+              <w:t xml:space="preserve">CPA(가입 1건당)</w:t>
+            </w:r>
+          </w:p>
+        </w:tc>
+        <w:tc>
+          <w:tcPr>
+            <w:tcW w:type="dxa" w:w="3650"/>
+            <w:tcMar>
+              <w:top w:type="dxa" w:w="80"/>
+              <w:left w:type="dxa" w:w="100"/>
+              <w:bottom w:type="dxa" w:w="80"/>
+              <w:right w:type="dxa" w:w="100"/>
+            </w:tcMar>
+          </w:tcPr>
+          <w:p>
+            <w:r>
+              <w:rPr>
+                <w:rFonts w:ascii="Malgun Gothic" w:cs="Malgun Gothic" w:eastAsia="Malgun Gothic" w:hAnsi="Malgun Gothic"/>
+                <w:b w:val="false"/>
+                <w:bCs w:val="false"/>
+                <w:sz w:val="19"/>
+                <w:szCs w:val="19"/>
+              </w:rPr>
+              <w:t xml:space="preserve">약 30,000원</w:t>
+            </w:r>
+          </w:p>
+        </w:tc>
+        <w:tc>
+          <w:tcPr>
+            <w:tcW w:type="dxa" w:w="3500"/>
+            <w:tcMar>
+              <w:top w:type="dxa" w:w="80"/>
+              <w:left w:type="dxa" w:w="100"/>
+              <w:bottom w:type="dxa" w:w="80"/>
+              <w:right w:type="dxa" w:w="100"/>
+            </w:tcMar>
+          </w:tcPr>
+          <w:p>
+            <w:r>
+              <w:rPr>
+                <w:rFonts w:ascii="Malgun Gothic" w:cs="Malgun Gothic" w:eastAsia="Malgun Gothic" w:hAnsi="Malgun Gothic"/>
+                <w:b w:val="false"/>
+                <w:bCs w:val="false"/>
+                <w:sz w:val="19"/>
+                <w:szCs w:val="19"/>
+              </w:rPr>
+              <w:t xml:space="preserve">약 25,000원</w:t>
+            </w:r>
+          </w:p>
+        </w:tc>
+      </w:tr>
+    </w:tbl>
+    <w:p>
+      <w:pPr>
+        <w:spacing w:after="160"/>
+      </w:pPr>
+      <w:r>
+        <w:rPr>
+          <w:rFonts w:ascii="Malgun Gothic" w:cs="Malgun Gothic" w:eastAsia="Malgun Gothic" w:hAnsi="Malgun Gothic"/>
+          <w:b w:val="false"/>
+          <w:bCs w:val="false"/>
+          <w:i w:val="false"/>
+          <w:iCs w:val="false"/>
+          <w:sz w:val="21"/>
+          <w:szCs w:val="21"/>
+        </w:rPr>
+        <w:t xml:space="preserve"/>
+      </w:r>
+    </w:p>
+    <w:p>
+      <w:pPr>
+        <w:pStyle w:val="ListParagraph"/>
+        <w:numPr>
+          <w:ilvl w:val="0"/>
+          <w:numId w:val="1"/>
+        </w:numPr>
+        <w:spacing w:after="90"/>
+      </w:pPr>
+      <w:r>
+        <w:rPr>
+          <w:rFonts w:ascii="Malgun Gothic" w:cs="Malgun Gothic" w:eastAsia="Malgun Gothic" w:hAnsi="Malgun Gothic"/>
+          <w:sz w:val="21"/>
+          <w:szCs w:val="21"/>
+        </w:rPr>
+        <w:t xml:space="preserve">산출 — CPA(검진센터) = 전환당 리퍼럴 수수료 30,000원(가정, 초년도 보험료 30만원의 10%) 기준 → 역산 CPC = CPA×CVR = 3,600원, CPM ≈ 73만원(1,000명당). '모수 1,000명당' 비용은 일반 배너광고보다 높아 보이지만 전환율(CVR)이 6배 높아 실제 CPA는 비슷한 수준이다. 배너광고 쪽 수치는 업계 평균을 대표하지 않는 예시 가정치다.</w:t>
+      </w:r>
+    </w:p>
+    <w:p>
+      <w:pPr>
+        <w:pStyle w:val="ListParagraph"/>
+        <w:numPr>
+          <w:ilvl w:val="0"/>
+          <w:numId w:val="1"/>
+        </w:numPr>
+        <w:spacing w:after="90"/>
+      </w:pPr>
+      <w:r>
+        <w:rPr>
+          <w:rFonts w:ascii="Malgun Gothic" w:cs="Malgun Gothic" w:eastAsia="Malgun Gothic" w:hAnsi="Malgun Gothic"/>
+          <w:sz w:val="21"/>
+          <w:szCs w:val="21"/>
+        </w:rPr>
+        <w:t xml:space="preserve">CPA 숫자만으로는 역선택 방지·가입 가능 시점 선점 같은 질적 가치가 반영되지 않는다는 한계가 있다 — 추적관찰 단계는 소견이 질환으로 확정되면 가입 자체가 막히는 마지막 경계 구간이기 때문이다.</w:t>
+      </w:r>
+    </w:p>
     <w:p>
       <w:pPr>
         <w:pStyle w:val="Heading2"/>
